--- a/AOP notes.docx
+++ b/AOP notes.docx
@@ -7,6 +7,7 @@
         <w:rPr>
           <w:b/>
           <w:bCs/>
+          <w:highlight w:val="yellow"/>
         </w:rPr>
         <w:t xml:space="preserve">AOP </w:t>
       </w:r>
@@ -14,6 +15,7 @@
         <w:rPr>
           <w:b/>
           <w:bCs/>
+          <w:highlight w:val="yellow"/>
         </w:rPr>
         <w:sym w:font="Wingdings" w:char="F0E0"/>
       </w:r>
@@ -42,6 +44,48 @@
         <w:ind w:firstLine="720"/>
       </w:pPr>
       <w:r>
+        <w:drawing>
+          <wp:inline distT="0" distB="0" distL="0" distR="0" wp14:anchorId="1EDBF212" wp14:editId="110284E2">
+            <wp:extent cx="4578350" cy="1103500"/>
+            <wp:effectExtent l="0" t="0" r="0" b="1905"/>
+            <wp:docPr id="2067855378" name="Picture 1"/>
+            <wp:cNvGraphicFramePr>
+              <a:graphicFrameLocks xmlns:a="http://schemas.openxmlformats.org/drawingml/2006/main" noChangeAspect="1"/>
+            </wp:cNvGraphicFramePr>
+            <a:graphic xmlns:a="http://schemas.openxmlformats.org/drawingml/2006/main">
+              <a:graphicData uri="http://schemas.openxmlformats.org/drawingml/2006/picture">
+                <pic:pic xmlns:pic="http://schemas.openxmlformats.org/drawingml/2006/picture">
+                  <pic:nvPicPr>
+                    <pic:cNvPr id="2067855378" name=""/>
+                    <pic:cNvPicPr/>
+                  </pic:nvPicPr>
+                  <pic:blipFill>
+                    <a:blip r:embed="rId5"/>
+                    <a:stretch>
+                      <a:fillRect/>
+                    </a:stretch>
+                  </pic:blipFill>
+                  <pic:spPr>
+                    <a:xfrm>
+                      <a:off x="0" y="0"/>
+                      <a:ext cx="4634498" cy="1117033"/>
+                    </a:xfrm>
+                    <a:prstGeom prst="rect">
+                      <a:avLst/>
+                    </a:prstGeom>
+                  </pic:spPr>
+                </pic:pic>
+              </a:graphicData>
+            </a:graphic>
+          </wp:inline>
+        </w:drawing>
+      </w:r>
+    </w:p>
+    <w:p>
+      <w:pPr>
+        <w:ind w:firstLine="720"/>
+      </w:pPr>
+      <w:r>
         <w:t>Advice: what action is taken and when it should be applied</w:t>
       </w:r>
     </w:p>
@@ -51,14 +95,7 @@
       </w:pPr>
       <w:r>
         <w:tab/>
-      </w:r>
-      <w:proofErr w:type="gramStart"/>
-      <w:r>
-        <w:t>@Before</w:t>
-      </w:r>
-      <w:proofErr w:type="gramEnd"/>
-      <w:r>
-        <w:t xml:space="preserve"> -&gt; do aspect before method</w:t>
+        <w:t>@Before -&gt; do aspect before method</w:t>
       </w:r>
     </w:p>
     <w:p>
@@ -67,14 +104,7 @@
       </w:pPr>
       <w:r>
         <w:tab/>
-      </w:r>
-      <w:proofErr w:type="gramStart"/>
-      <w:r>
-        <w:t>@After</w:t>
-      </w:r>
-      <w:proofErr w:type="gramEnd"/>
-      <w:r>
-        <w:t xml:space="preserve"> -&gt; do aspect after method</w:t>
+        <w:t>@After -&gt; do aspect after method</w:t>
       </w:r>
     </w:p>
     <w:p>
@@ -83,14 +113,7 @@
       </w:pPr>
       <w:r>
         <w:tab/>
-      </w:r>
-      <w:proofErr w:type="gramStart"/>
-      <w:r>
-        <w:t>@Around</w:t>
-      </w:r>
-      <w:proofErr w:type="gramEnd"/>
-      <w:r>
-        <w:t xml:space="preserve"> -&gt; do aspect before and after method</w:t>
+        <w:t>@Around -&gt; do aspect before and after method</w:t>
       </w:r>
     </w:p>
     <w:p>
@@ -102,11 +125,198 @@
       </w:r>
     </w:p>
     <w:p>
+      <w:r>
+        <w:br w:type="page"/>
+      </w:r>
+    </w:p>
+    <w:p>
       <w:pPr>
         <w:ind w:firstLine="720"/>
       </w:pPr>
       <w:r>
-        <w:t>Pointcut : expression (rule) for selecting which join points to apply aspect on</w:t>
+        <w:rPr>
+          <w:b/>
+          <w:bCs/>
+          <w:highlight w:val="yellow"/>
+        </w:rPr>
+        <w:lastRenderedPageBreak/>
+        <w:t>Pointcut</w:t>
+      </w:r>
+      <w:r>
+        <w:rPr>
+          <w:b/>
+          <w:bCs/>
+          <w:highlight w:val="yellow"/>
+        </w:rPr>
+        <w:t xml:space="preserve"> </w:t>
+      </w:r>
+      <w:r>
+        <w:rPr>
+          <w:b/>
+          <w:bCs/>
+          <w:highlight w:val="yellow"/>
+        </w:rPr>
+        <w:sym w:font="Wingdings" w:char="F0E0"/>
+      </w:r>
+      <w:r>
+        <w:t xml:space="preserve"> expression (rule) for selecting which join points to apply aspect on</w:t>
+      </w:r>
+    </w:p>
+    <w:p>
+      <w:pPr>
+        <w:ind w:left="720" w:firstLine="720"/>
+        <w:rPr>
+          <w:b/>
+          <w:bCs/>
+        </w:rPr>
+      </w:pPr>
+      <w:r>
+        <w:rPr>
+          <w:b/>
+          <w:bCs/>
+        </w:rPr>
+        <w:t>Execution pointcut</w:t>
+      </w:r>
+      <w:r>
+        <w:rPr>
+          <w:b/>
+          <w:bCs/>
+        </w:rPr>
+        <w:tab/>
+      </w:r>
+      <w:r>
+        <w:rPr>
+          <w:b/>
+          <w:bCs/>
+        </w:rPr>
+        <w:t>(match on method name)</w:t>
+      </w:r>
+    </w:p>
+    <w:p>
+      <w:pPr>
+        <w:ind w:left="720" w:firstLine="720"/>
+      </w:pPr>
+      <w:r>
+        <w:t xml:space="preserve">Syntax =&gt; </w:t>
+      </w:r>
+      <w:r>
+        <w:t xml:space="preserve">execution(modifiers? </w:t>
+      </w:r>
+      <w:r>
+        <w:rPr>
+          <w:color w:val="EE0000"/>
+        </w:rPr>
+        <w:t xml:space="preserve">return-type </w:t>
+      </w:r>
+      <w:r>
+        <w:t xml:space="preserve">declaring-type? </w:t>
+      </w:r>
+      <w:r>
+        <w:rPr>
+          <w:color w:val="EE0000"/>
+        </w:rPr>
+        <w:t>method-name(parameters)</w:t>
+      </w:r>
+      <w:r>
+        <w:t xml:space="preserve"> throws?)</w:t>
+      </w:r>
+    </w:p>
+    <w:p>
+      <w:pPr>
+        <w:ind w:left="720" w:firstLine="720"/>
+      </w:pPr>
+      <w:r>
+        <w:t xml:space="preserve">?  </w:t>
+      </w:r>
+      <w:r>
+        <w:sym w:font="Wingdings" w:char="F0E8"/>
+      </w:r>
+      <w:r>
+        <w:t xml:space="preserve"> optional (don’t have to include)</w:t>
+      </w:r>
+    </w:p>
+    <w:p>
+      <w:pPr>
+        <w:ind w:left="720" w:firstLine="720"/>
+      </w:pPr>
+      <w:r>
+        <w:t xml:space="preserve">Modifiers </w:t>
+      </w:r>
+      <w:r>
+        <w:sym w:font="Wingdings" w:char="F0E8"/>
+      </w:r>
+      <w:r>
+        <w:t xml:space="preserve"> public / private / protected</w:t>
+      </w:r>
+    </w:p>
+    <w:p>
+      <w:pPr>
+        <w:ind w:left="720" w:firstLine="720"/>
+      </w:pPr>
+      <w:r>
+        <w:t xml:space="preserve">Declaring-type </w:t>
+      </w:r>
+      <w:r>
+        <w:sym w:font="Wingdings" w:char="F0E8"/>
+      </w:r>
+      <w:r>
+        <w:t xml:space="preserve"> class / interface that has the method </w:t>
+      </w:r>
+    </w:p>
+    <w:p>
+      <w:pPr>
+        <w:ind w:left="720" w:firstLine="720"/>
+      </w:pPr>
+      <w:r>
+        <w:t xml:space="preserve">Return-type </w:t>
+      </w:r>
+      <w:r>
+        <w:sym w:font="Wingdings" w:char="F0E8"/>
+      </w:r>
+      <w:r>
+        <w:t xml:space="preserve"> data type of returned statement method</w:t>
+      </w:r>
+    </w:p>
+    <w:p>
+      <w:pPr>
+        <w:ind w:left="720" w:firstLine="720"/>
+      </w:pPr>
+      <w:r>
+        <w:drawing>
+          <wp:inline distT="0" distB="0" distL="0" distR="0" wp14:anchorId="5D6FA3B5" wp14:editId="4B5DD934">
+            <wp:extent cx="4819650" cy="1286785"/>
+            <wp:effectExtent l="0" t="0" r="0" b="8890"/>
+            <wp:docPr id="1518754511" name="Picture 1"/>
+            <wp:cNvGraphicFramePr>
+              <a:graphicFrameLocks xmlns:a="http://schemas.openxmlformats.org/drawingml/2006/main" noChangeAspect="1"/>
+            </wp:cNvGraphicFramePr>
+            <a:graphic xmlns:a="http://schemas.openxmlformats.org/drawingml/2006/main">
+              <a:graphicData uri="http://schemas.openxmlformats.org/drawingml/2006/picture">
+                <pic:pic xmlns:pic="http://schemas.openxmlformats.org/drawingml/2006/picture">
+                  <pic:nvPicPr>
+                    <pic:cNvPr id="1518754511" name=""/>
+                    <pic:cNvPicPr/>
+                  </pic:nvPicPr>
+                  <pic:blipFill>
+                    <a:blip r:embed="rId6"/>
+                    <a:stretch>
+                      <a:fillRect/>
+                    </a:stretch>
+                  </pic:blipFill>
+                  <pic:spPr>
+                    <a:xfrm>
+                      <a:off x="0" y="0"/>
+                      <a:ext cx="4844791" cy="1293497"/>
+                    </a:xfrm>
+                    <a:prstGeom prst="rect">
+                      <a:avLst/>
+                    </a:prstGeom>
+                  </pic:spPr>
+                </pic:pic>
+              </a:graphicData>
+            </a:graphic>
+          </wp:inline>
+        </w:drawing>
       </w:r>
     </w:p>
     <w:p>
@@ -114,83 +324,591 @@
         <w:ind w:firstLine="720"/>
       </w:pPr>
       <w:r>
+        <w:drawing>
+          <wp:inline distT="0" distB="0" distL="0" distR="0" wp14:anchorId="17F48707" wp14:editId="3AD5D831">
+            <wp:extent cx="5943600" cy="964565"/>
+            <wp:effectExtent l="0" t="0" r="0" b="6985"/>
+            <wp:docPr id="28368115" name="Picture 1"/>
+            <wp:cNvGraphicFramePr>
+              <a:graphicFrameLocks xmlns:a="http://schemas.openxmlformats.org/drawingml/2006/main" noChangeAspect="1"/>
+            </wp:cNvGraphicFramePr>
+            <a:graphic xmlns:a="http://schemas.openxmlformats.org/drawingml/2006/main">
+              <a:graphicData uri="http://schemas.openxmlformats.org/drawingml/2006/picture">
+                <pic:pic xmlns:pic="http://schemas.openxmlformats.org/drawingml/2006/picture">
+                  <pic:nvPicPr>
+                    <pic:cNvPr id="28368115" name=""/>
+                    <pic:cNvPicPr/>
+                  </pic:nvPicPr>
+                  <pic:blipFill>
+                    <a:blip r:embed="rId7"/>
+                    <a:stretch>
+                      <a:fillRect/>
+                    </a:stretch>
+                  </pic:blipFill>
+                  <pic:spPr>
+                    <a:xfrm>
+                      <a:off x="0" y="0"/>
+                      <a:ext cx="5943600" cy="964565"/>
+                    </a:xfrm>
+                    <a:prstGeom prst="rect">
+                      <a:avLst/>
+                    </a:prstGeom>
+                  </pic:spPr>
+                </pic:pic>
+              </a:graphicData>
+            </a:graphic>
+          </wp:inline>
+        </w:drawing>
+      </w:r>
+    </w:p>
+    <w:p>
+      <w:pPr>
+        <w:ind w:firstLine="720"/>
+      </w:pPr>
+      <w:r>
+        <w:drawing>
+          <wp:inline distT="0" distB="0" distL="0" distR="0" wp14:anchorId="39B901BE" wp14:editId="0349FCFF">
+            <wp:extent cx="5943600" cy="868045"/>
+            <wp:effectExtent l="0" t="0" r="0" b="8255"/>
+            <wp:docPr id="1230877268" name="Picture 1"/>
+            <wp:cNvGraphicFramePr>
+              <a:graphicFrameLocks xmlns:a="http://schemas.openxmlformats.org/drawingml/2006/main" noChangeAspect="1"/>
+            </wp:cNvGraphicFramePr>
+            <a:graphic xmlns:a="http://schemas.openxmlformats.org/drawingml/2006/main">
+              <a:graphicData uri="http://schemas.openxmlformats.org/drawingml/2006/picture">
+                <pic:pic xmlns:pic="http://schemas.openxmlformats.org/drawingml/2006/picture">
+                  <pic:nvPicPr>
+                    <pic:cNvPr id="1230877268" name=""/>
+                    <pic:cNvPicPr/>
+                  </pic:nvPicPr>
+                  <pic:blipFill>
+                    <a:blip r:embed="rId8"/>
+                    <a:stretch>
+                      <a:fillRect/>
+                    </a:stretch>
+                  </pic:blipFill>
+                  <pic:spPr>
+                    <a:xfrm>
+                      <a:off x="0" y="0"/>
+                      <a:ext cx="5943600" cy="868045"/>
+                    </a:xfrm>
+                    <a:prstGeom prst="rect">
+                      <a:avLst/>
+                    </a:prstGeom>
+                  </pic:spPr>
+                </pic:pic>
+              </a:graphicData>
+            </a:graphic>
+          </wp:inline>
+        </w:drawing>
+      </w:r>
+      <w:r>
+        <w:drawing>
+          <wp:inline distT="0" distB="0" distL="0" distR="0" wp14:anchorId="4EE8A089" wp14:editId="6D9A2CA5">
+            <wp:extent cx="5943600" cy="795020"/>
+            <wp:effectExtent l="0" t="0" r="0" b="5080"/>
+            <wp:docPr id="1987410667" name="Picture 1"/>
+            <wp:cNvGraphicFramePr>
+              <a:graphicFrameLocks xmlns:a="http://schemas.openxmlformats.org/drawingml/2006/main" noChangeAspect="1"/>
+            </wp:cNvGraphicFramePr>
+            <a:graphic xmlns:a="http://schemas.openxmlformats.org/drawingml/2006/main">
+              <a:graphicData uri="http://schemas.openxmlformats.org/drawingml/2006/picture">
+                <pic:pic xmlns:pic="http://schemas.openxmlformats.org/drawingml/2006/picture">
+                  <pic:nvPicPr>
+                    <pic:cNvPr id="1987410667" name=""/>
+                    <pic:cNvPicPr/>
+                  </pic:nvPicPr>
+                  <pic:blipFill>
+                    <a:blip r:embed="rId9"/>
+                    <a:stretch>
+                      <a:fillRect/>
+                    </a:stretch>
+                  </pic:blipFill>
+                  <pic:spPr>
+                    <a:xfrm>
+                      <a:off x="0" y="0"/>
+                      <a:ext cx="5943600" cy="795020"/>
+                    </a:xfrm>
+                    <a:prstGeom prst="rect">
+                      <a:avLst/>
+                    </a:prstGeom>
+                  </pic:spPr>
+                </pic:pic>
+              </a:graphicData>
+            </a:graphic>
+          </wp:inline>
+        </w:drawing>
+      </w:r>
+    </w:p>
+    <w:p>
+      <w:pPr>
+        <w:ind w:firstLine="720"/>
+      </w:pPr>
+      <w:r>
+        <w:drawing>
+          <wp:inline distT="0" distB="0" distL="0" distR="0" wp14:anchorId="79CFD5FD" wp14:editId="04D13EF1">
+            <wp:extent cx="4743450" cy="1286205"/>
+            <wp:effectExtent l="0" t="0" r="0" b="9525"/>
+            <wp:docPr id="2060155524" name="Picture 1"/>
+            <wp:cNvGraphicFramePr>
+              <a:graphicFrameLocks xmlns:a="http://schemas.openxmlformats.org/drawingml/2006/main" noChangeAspect="1"/>
+            </wp:cNvGraphicFramePr>
+            <a:graphic xmlns:a="http://schemas.openxmlformats.org/drawingml/2006/main">
+              <a:graphicData uri="http://schemas.openxmlformats.org/drawingml/2006/picture">
+                <pic:pic xmlns:pic="http://schemas.openxmlformats.org/drawingml/2006/picture">
+                  <pic:nvPicPr>
+                    <pic:cNvPr id="2060155524" name=""/>
+                    <pic:cNvPicPr/>
+                  </pic:nvPicPr>
+                  <pic:blipFill>
+                    <a:blip r:embed="rId10"/>
+                    <a:stretch>
+                      <a:fillRect/>
+                    </a:stretch>
+                  </pic:blipFill>
+                  <pic:spPr>
+                    <a:xfrm>
+                      <a:off x="0" y="0"/>
+                      <a:ext cx="4757933" cy="1290132"/>
+                    </a:xfrm>
+                    <a:prstGeom prst="rect">
+                      <a:avLst/>
+                    </a:prstGeom>
+                  </pic:spPr>
+                </pic:pic>
+              </a:graphicData>
+            </a:graphic>
+          </wp:inline>
+        </w:drawing>
+      </w:r>
+    </w:p>
+    <w:p>
+      <w:pPr>
+        <w:ind w:firstLine="720"/>
+      </w:pPr>
+      <w:r>
+        <w:lastRenderedPageBreak/>
+        <w:drawing>
+          <wp:inline distT="0" distB="0" distL="0" distR="0" wp14:anchorId="39D6C6BB" wp14:editId="447B1475">
+            <wp:extent cx="5943600" cy="892175"/>
+            <wp:effectExtent l="0" t="0" r="0" b="3175"/>
+            <wp:docPr id="2146163857" name="Picture 1"/>
+            <wp:cNvGraphicFramePr>
+              <a:graphicFrameLocks xmlns:a="http://schemas.openxmlformats.org/drawingml/2006/main" noChangeAspect="1"/>
+            </wp:cNvGraphicFramePr>
+            <a:graphic xmlns:a="http://schemas.openxmlformats.org/drawingml/2006/main">
+              <a:graphicData uri="http://schemas.openxmlformats.org/drawingml/2006/picture">
+                <pic:pic xmlns:pic="http://schemas.openxmlformats.org/drawingml/2006/picture">
+                  <pic:nvPicPr>
+                    <pic:cNvPr id="2146163857" name=""/>
+                    <pic:cNvPicPr/>
+                  </pic:nvPicPr>
+                  <pic:blipFill>
+                    <a:blip r:embed="rId11"/>
+                    <a:stretch>
+                      <a:fillRect/>
+                    </a:stretch>
+                  </pic:blipFill>
+                  <pic:spPr>
+                    <a:xfrm>
+                      <a:off x="0" y="0"/>
+                      <a:ext cx="5943600" cy="892175"/>
+                    </a:xfrm>
+                    <a:prstGeom prst="rect">
+                      <a:avLst/>
+                    </a:prstGeom>
+                  </pic:spPr>
+                </pic:pic>
+              </a:graphicData>
+            </a:graphic>
+          </wp:inline>
+        </w:drawing>
+      </w:r>
+    </w:p>
+    <w:p>
+      <w:pPr>
+        <w:ind w:firstLine="720"/>
+      </w:pPr>
+    </w:p>
+    <w:p>
+      <w:pPr>
+        <w:ind w:firstLine="720"/>
+      </w:pPr>
+      <w:r>
+        <w:rPr>
+          <w:b/>
+          <w:bCs/>
+        </w:rPr>
+        <w:t>Pointcut Declaration:</w:t>
+      </w:r>
+      <w:r>
+        <w:t xml:space="preserve"> instead of writing the pointcut expression multiple times, declare it and write it once</w:t>
+      </w:r>
+    </w:p>
+    <w:p>
+      <w:pPr>
+        <w:ind w:firstLine="720"/>
+      </w:pPr>
+      <w:r>
+        <w:drawing>
+          <wp:inline distT="0" distB="0" distL="0" distR="0" wp14:anchorId="73F4CE3E" wp14:editId="1790EB73">
+            <wp:extent cx="5943600" cy="1320800"/>
+            <wp:effectExtent l="0" t="0" r="0" b="0"/>
+            <wp:docPr id="57856598" name="Picture 1"/>
+            <wp:cNvGraphicFramePr>
+              <a:graphicFrameLocks xmlns:a="http://schemas.openxmlformats.org/drawingml/2006/main" noChangeAspect="1"/>
+            </wp:cNvGraphicFramePr>
+            <a:graphic xmlns:a="http://schemas.openxmlformats.org/drawingml/2006/main">
+              <a:graphicData uri="http://schemas.openxmlformats.org/drawingml/2006/picture">
+                <pic:pic xmlns:pic="http://schemas.openxmlformats.org/drawingml/2006/picture">
+                  <pic:nvPicPr>
+                    <pic:cNvPr id="57856598" name=""/>
+                    <pic:cNvPicPr/>
+                  </pic:nvPicPr>
+                  <pic:blipFill>
+                    <a:blip r:embed="rId12"/>
+                    <a:stretch>
+                      <a:fillRect/>
+                    </a:stretch>
+                  </pic:blipFill>
+                  <pic:spPr>
+                    <a:xfrm>
+                      <a:off x="0" y="0"/>
+                      <a:ext cx="5943600" cy="1320800"/>
+                    </a:xfrm>
+                    <a:prstGeom prst="rect">
+                      <a:avLst/>
+                    </a:prstGeom>
+                  </pic:spPr>
+                </pic:pic>
+              </a:graphicData>
+            </a:graphic>
+          </wp:inline>
+        </w:drawing>
+      </w:r>
+    </w:p>
+    <w:p>
+      <w:pPr>
+        <w:ind w:firstLine="720"/>
+      </w:pPr>
+      <w:r>
         <w:tab/>
-        <w:t xml:space="preserve">Syntax =&gt; </w:t>
-      </w:r>
-      <w:r>
-        <w:t>execution(modifiers? return-type declaring-type? method-name(parameters) throws?)</w:t>
+        <w:t>Combining pointcuts:</w:t>
       </w:r>
     </w:p>
     <w:p>
       <w:pPr>
         <w:ind w:firstLine="720"/>
-      </w:pPr>
+        <w:jc w:val="right"/>
+      </w:pPr>
+      <w:r>
+        <w:drawing>
+          <wp:inline distT="0" distB="0" distL="0" distR="0" wp14:anchorId="03D7495F" wp14:editId="609D05E4">
+            <wp:extent cx="5943600" cy="3335655"/>
+            <wp:effectExtent l="0" t="0" r="0" b="0"/>
+            <wp:docPr id="1087569894" name="Picture 1"/>
+            <wp:cNvGraphicFramePr>
+              <a:graphicFrameLocks xmlns:a="http://schemas.openxmlformats.org/drawingml/2006/main" noChangeAspect="1"/>
+            </wp:cNvGraphicFramePr>
+            <a:graphic xmlns:a="http://schemas.openxmlformats.org/drawingml/2006/main">
+              <a:graphicData uri="http://schemas.openxmlformats.org/drawingml/2006/picture">
+                <pic:pic xmlns:pic="http://schemas.openxmlformats.org/drawingml/2006/picture">
+                  <pic:nvPicPr>
+                    <pic:cNvPr id="1087569894" name=""/>
+                    <pic:cNvPicPr/>
+                  </pic:nvPicPr>
+                  <pic:blipFill>
+                    <a:blip r:embed="rId13"/>
+                    <a:stretch>
+                      <a:fillRect/>
+                    </a:stretch>
+                  </pic:blipFill>
+                  <pic:spPr>
+                    <a:xfrm>
+                      <a:off x="0" y="0"/>
+                      <a:ext cx="5943600" cy="3335655"/>
+                    </a:xfrm>
+                    <a:prstGeom prst="rect">
+                      <a:avLst/>
+                    </a:prstGeom>
+                  </pic:spPr>
+                </pic:pic>
+              </a:graphicData>
+            </a:graphic>
+          </wp:inline>
+        </w:drawing>
+      </w:r>
+    </w:p>
+    <w:p>
+      <w:r>
+        <w:br w:type="page"/>
+      </w:r>
     </w:p>
     <w:p>
       <w:pPr>
         <w:ind w:firstLine="720"/>
-      </w:pPr>
-      <w:r>
-        <w:t xml:space="preserve">?  </w:t>
-      </w:r>
-      <w:r>
-        <w:sym w:font="Wingdings" w:char="F0E8"/>
-      </w:r>
-      <w:r>
-        <w:t xml:space="preserve"> optional (don’t have to include)</w:t>
-      </w:r>
-    </w:p>
-    <w:p>
-      <w:pPr>
-        <w:ind w:firstLine="720"/>
-      </w:pPr>
-      <w:r>
-        <w:t xml:space="preserve">Modifiers </w:t>
-      </w:r>
-      <w:r>
-        <w:sym w:font="Wingdings" w:char="F0E8"/>
-      </w:r>
-      <w:r>
-        <w:t xml:space="preserve"> public / private / protected</w:t>
-      </w:r>
-    </w:p>
-    <w:p>
-      <w:pPr>
-        <w:ind w:firstLine="720"/>
-      </w:pPr>
-      <w:proofErr w:type="gramStart"/>
-      <w:r>
-        <w:t>Declaring-type</w:t>
-      </w:r>
-      <w:proofErr w:type="gramEnd"/>
-      <w:r>
-        <w:t xml:space="preserve"> </w:t>
-      </w:r>
-      <w:r>
-        <w:sym w:font="Wingdings" w:char="F0E8"/>
-      </w:r>
-      <w:r>
-        <w:t xml:space="preserve"> class / interface that has the method </w:t>
-      </w:r>
-    </w:p>
-    <w:p>
-      <w:pPr>
-        <w:ind w:firstLine="720"/>
-      </w:pPr>
-      <w:r>
-        <w:t xml:space="preserve">Return-type </w:t>
-      </w:r>
-      <w:r>
-        <w:sym w:font="Wingdings" w:char="F0E8"/>
-      </w:r>
-      <w:r>
-        <w:t xml:space="preserve"> data type of returned statement method</w:t>
-      </w:r>
-    </w:p>
-    <w:p>
-      <w:pPr>
-        <w:ind w:firstLine="720"/>
-      </w:pPr>
+        <w:rPr>
+          <w:b/>
+          <w:bCs/>
+        </w:rPr>
+      </w:pPr>
+      <w:r>
+        <w:rPr>
+          <w:b/>
+          <w:bCs/>
+        </w:rPr>
+        <w:lastRenderedPageBreak/>
+        <w:t xml:space="preserve">Ordering Aspects: </w:t>
+      </w:r>
+    </w:p>
+    <w:p>
+      <w:pPr>
+        <w:pStyle w:val="ListParagraph"/>
+        <w:numPr>
+          <w:ilvl w:val="0"/>
+          <w:numId w:val="1"/>
+        </w:numPr>
+      </w:pPr>
+      <w:r>
+        <w:t>Add each aspect in a separate class</w:t>
+      </w:r>
+    </w:p>
+    <w:p>
+      <w:pPr>
+        <w:pStyle w:val="ListParagraph"/>
+        <w:numPr>
+          <w:ilvl w:val="0"/>
+          <w:numId w:val="1"/>
+        </w:numPr>
+      </w:pPr>
+      <w:r>
+        <w:t>Add declaration in their own class</w:t>
+      </w:r>
+    </w:p>
+    <w:p>
+      <w:pPr>
+        <w:pStyle w:val="ListParagraph"/>
+        <w:numPr>
+          <w:ilvl w:val="0"/>
+          <w:numId w:val="1"/>
+        </w:numPr>
+      </w:pPr>
+      <w:r>
+        <w:t>Use @Order() before each aspect class</w:t>
+      </w:r>
+    </w:p>
+    <w:p>
+      <w:pPr>
+        <w:ind w:left="1440"/>
+      </w:pPr>
+      <w:r>
+        <w:drawing>
+          <wp:inline distT="0" distB="0" distL="0" distR="0" wp14:anchorId="0F91175A" wp14:editId="7D1A382C">
+            <wp:extent cx="5943600" cy="2131060"/>
+            <wp:effectExtent l="0" t="0" r="0" b="2540"/>
+            <wp:docPr id="712633033" name="Picture 1"/>
+            <wp:cNvGraphicFramePr>
+              <a:graphicFrameLocks xmlns:a="http://schemas.openxmlformats.org/drawingml/2006/main" noChangeAspect="1"/>
+            </wp:cNvGraphicFramePr>
+            <a:graphic xmlns:a="http://schemas.openxmlformats.org/drawingml/2006/main">
+              <a:graphicData uri="http://schemas.openxmlformats.org/drawingml/2006/picture">
+                <pic:pic xmlns:pic="http://schemas.openxmlformats.org/drawingml/2006/picture">
+                  <pic:nvPicPr>
+                    <pic:cNvPr id="712633033" name=""/>
+                    <pic:cNvPicPr/>
+                  </pic:nvPicPr>
+                  <pic:blipFill>
+                    <a:blip r:embed="rId14"/>
+                    <a:stretch>
+                      <a:fillRect/>
+                    </a:stretch>
+                  </pic:blipFill>
+                  <pic:spPr>
+                    <a:xfrm>
+                      <a:off x="0" y="0"/>
+                      <a:ext cx="5943600" cy="2131060"/>
+                    </a:xfrm>
+                    <a:prstGeom prst="rect">
+                      <a:avLst/>
+                    </a:prstGeom>
+                  </pic:spPr>
+                </pic:pic>
+              </a:graphicData>
+            </a:graphic>
+          </wp:inline>
+        </w:drawing>
+      </w:r>
+      <w:r>
+        <w:drawing>
+          <wp:inline distT="0" distB="0" distL="0" distR="0" wp14:anchorId="6B999DC4" wp14:editId="4A627EEA">
+            <wp:extent cx="5943600" cy="1739265"/>
+            <wp:effectExtent l="0" t="0" r="0" b="0"/>
+            <wp:docPr id="576992639" name="Picture 1"/>
+            <wp:cNvGraphicFramePr>
+              <a:graphicFrameLocks xmlns:a="http://schemas.openxmlformats.org/drawingml/2006/main" noChangeAspect="1"/>
+            </wp:cNvGraphicFramePr>
+            <a:graphic xmlns:a="http://schemas.openxmlformats.org/drawingml/2006/main">
+              <a:graphicData uri="http://schemas.openxmlformats.org/drawingml/2006/picture">
+                <pic:pic xmlns:pic="http://schemas.openxmlformats.org/drawingml/2006/picture">
+                  <pic:nvPicPr>
+                    <pic:cNvPr id="576992639" name=""/>
+                    <pic:cNvPicPr/>
+                  </pic:nvPicPr>
+                  <pic:blipFill>
+                    <a:blip r:embed="rId15"/>
+                    <a:stretch>
+                      <a:fillRect/>
+                    </a:stretch>
+                  </pic:blipFill>
+                  <pic:spPr>
+                    <a:xfrm>
+                      <a:off x="0" y="0"/>
+                      <a:ext cx="5943600" cy="1739265"/>
+                    </a:xfrm>
+                    <a:prstGeom prst="rect">
+                      <a:avLst/>
+                    </a:prstGeom>
+                  </pic:spPr>
+                </pic:pic>
+              </a:graphicData>
+            </a:graphic>
+          </wp:inline>
+        </w:drawing>
+      </w:r>
+    </w:p>
+    <w:p/>
+    <w:p/>
+    <w:p>
+      <w:pPr>
+        <w:tabs>
+          <w:tab w:val="left" w:pos="1790"/>
+        </w:tabs>
+        <w:jc w:val="both"/>
+      </w:pPr>
+      <w:r>
+        <w:tab/>
+      </w:r>
+    </w:p>
+    <w:p>
+      <w:r>
+        <w:br w:type="page"/>
+      </w:r>
+    </w:p>
+    <w:p>
+      <w:pPr>
+        <w:tabs>
+          <w:tab w:val="left" w:pos="1790"/>
+        </w:tabs>
+        <w:jc w:val="both"/>
+        <w:rPr>
+          <w:b/>
+          <w:bCs/>
+        </w:rPr>
+      </w:pPr>
+      <w:r>
+        <w:rPr>
+          <w:b/>
+          <w:bCs/>
+          <w:highlight w:val="yellow"/>
+        </w:rPr>
+        <w:lastRenderedPageBreak/>
+        <w:t xml:space="preserve">JoinPoint object </w:t>
+      </w:r>
+      <w:r>
+        <w:rPr>
+          <w:b/>
+          <w:bCs/>
+          <w:highlight w:val="yellow"/>
+        </w:rPr>
+        <w:sym w:font="Wingdings" w:char="F0E0"/>
+      </w:r>
+      <w:r>
+        <w:rPr>
+          <w:b/>
+          <w:bCs/>
+        </w:rPr>
+        <w:t xml:space="preserve"> object containing information about where aspect happened </w:t>
+      </w:r>
+    </w:p>
+    <w:p>
+      <w:pPr>
+        <w:tabs>
+          <w:tab w:val="left" w:pos="1790"/>
+        </w:tabs>
+        <w:jc w:val="both"/>
+        <w:rPr>
+          <w:b/>
+          <w:bCs/>
+        </w:rPr>
+      </w:pPr>
+      <w:r>
+        <w:rPr>
+          <w:b/>
+          <w:bCs/>
+        </w:rPr>
+        <w:tab/>
+        <w:t>Method signature = method name + parameter type</w:t>
+      </w:r>
+    </w:p>
+    <w:p>
+      <w:pPr>
+        <w:tabs>
+          <w:tab w:val="left" w:pos="1790"/>
+        </w:tabs>
+        <w:jc w:val="both"/>
+        <w:rPr>
+          <w:b/>
+          <w:bCs/>
+        </w:rPr>
+      </w:pPr>
+      <w:r>
+        <w:rPr>
+          <w:b/>
+          <w:bCs/>
+        </w:rPr>
+        <w:tab/>
+        <w:t>Signature.getName()</w:t>
+      </w:r>
+    </w:p>
+    <w:p>
+      <w:pPr>
+        <w:tabs>
+          <w:tab w:val="left" w:pos="1790"/>
+        </w:tabs>
+        <w:jc w:val="both"/>
+        <w:rPr>
+          <w:b/>
+          <w:bCs/>
+        </w:rPr>
+      </w:pPr>
+      <w:r>
+        <w:rPr>
+          <w:b/>
+          <w:bCs/>
+        </w:rPr>
+        <w:tab/>
+        <w:t>Signature.getParamaterTypes()</w:t>
+      </w:r>
+    </w:p>
+    <w:p>
+      <w:pPr>
+        <w:tabs>
+          <w:tab w:val="left" w:pos="1790"/>
+        </w:tabs>
+        <w:jc w:val="both"/>
+        <w:rPr>
+          <w:b/>
+          <w:bCs/>
+        </w:rPr>
+      </w:pPr>
+      <w:r>
+        <w:rPr>
+          <w:b/>
+          <w:bCs/>
+        </w:rPr>
+        <w:tab/>
+        <w:t>Signature.getReturnTypes()</w:t>
+      </w:r>
     </w:p>
     <w:sectPr>
       <w:pgSz w:w="12240" w:h="15840"/>
@@ -200,6 +918,103 @@
     </w:sectPr>
   </w:body>
 </w:document>
+</file>
+
+<file path=word/numbering.xml><?xml version="1.0" encoding="utf-8"?>
+<w:numbering xmlns:wpc="http://schemas.microsoft.com/office/word/2010/wordprocessingCanvas" xmlns:cx="http://schemas.microsoft.com/office/drawing/2014/chartex" xmlns:cx1="http://schemas.microsoft.com/office/drawing/2015/9/8/chartex" xmlns:cx2="http://schemas.microsoft.com/office/drawing/2015/10/21/chartex" xmlns:cx3="http://schemas.microsoft.com/office/drawing/2016/5/9/chartex" xmlns:cx4="http://schemas.microsoft.com/office/drawing/2016/5/10/chartex" xmlns:cx5="http://schemas.microsoft.com/office/drawing/2016/5/11/chartex" xmlns:cx6="http://schemas.microsoft.com/office/drawing/2016/5/12/chartex" xmlns:cx7="http://schemas.microsoft.com/office/drawing/2016/5/13/chartex" xmlns:cx8="http://schemas.microsoft.com/office/drawing/2016/5/14/chartex" xmlns:mc="http://schemas.openxmlformats.org/markup-compatibility/2006" xmlns:aink="http://schemas.microsoft.com/office/drawing/2016/ink" xmlns:am3d="http://schemas.microsoft.com/office/drawing/2017/model3d" xmlns:o="urn:schemas-microsoft-com:office:office" xmlns:oel="http://schemas.microsoft.com/office/2019/extlst" xmlns:r="http://schemas.openxmlformats.org/officeDocument/2006/relationships" xmlns:m="http://schemas.openxmlformats.org/officeDocument/2006/math" xmlns:v="urn:schemas-microsoft-com:vml" xmlns:wp14="http://schemas.microsoft.com/office/word/2010/wordprocessingDrawing" xmlns:wp="http://schemas.openxmlformats.org/drawingml/2006/wordprocessingDrawing" xmlns:w10="urn:schemas-microsoft-com:office:word" xmlns:w="http://schemas.openxmlformats.org/wordprocessingml/2006/main" xmlns:w14="http://schemas.microsoft.com/office/word/2010/wordml" xmlns:w15="http://schemas.microsoft.com/office/word/2012/wordml" xmlns:w16cei="http://schemas.microsoft.com/office/word/2026/wordml/cei" xmlns:w16cex="http://schemas.microsoft.com/office/word/2018/wordml/cex" xmlns:w16cid="http://schemas.microsoft.com/office/word/2016/wordml/cid" xmlns:w16="http://schemas.microsoft.com/office/word/2018/wordml" xmlns:w16du="http://schemas.microsoft.com/office/word/2023/wordml/word16du" xmlns:w16sdtdh="http://schemas.microsoft.com/office/word/2020/wordml/sdtdatahash" xmlns:w16sdtfl="http://schemas.microsoft.com/office/word/2024/wordml/sdtformatlock" xmlns:w16se="http://schemas.microsoft.com/office/word/2015/wordml/symex" xmlns:wpg="http://schemas.microsoft.com/office/word/2010/wordprocessingGroup" xmlns:wpi="http://schemas.microsoft.com/office/word/2010/wordprocessingInk" xmlns:wne="http://schemas.microsoft.com/office/word/2006/wordml" xmlns:wps="http://schemas.microsoft.com/office/word/2010/wordprocessingShape" mc:Ignorable="w14 w15 w16se w16cid w16 w16cex w16sdtdh w16sdtfl w16du wp14">
+  <w:abstractNum w:abstractNumId="0" w15:restartNumberingAfterBreak="0">
+    <w:nsid w:val="74681234"/>
+    <w:multiLevelType w:val="hybridMultilevel"/>
+    <w:tmpl w:val="3E2808BC"/>
+    <w:lvl w:ilvl="0" w:tplc="8508F0C4">
+      <w:start w:val="1"/>
+      <w:numFmt w:val="decimal"/>
+      <w:lvlText w:val="%1."/>
+      <w:lvlJc w:val="left"/>
+      <w:pPr>
+        <w:ind w:left="1800" w:hanging="360"/>
+      </w:pPr>
+      <w:rPr>
+        <w:rFonts w:hint="default"/>
+      </w:rPr>
+    </w:lvl>
+    <w:lvl w:ilvl="1" w:tplc="04090019" w:tentative="1">
+      <w:start w:val="1"/>
+      <w:numFmt w:val="lowerLetter"/>
+      <w:lvlText w:val="%2."/>
+      <w:lvlJc w:val="left"/>
+      <w:pPr>
+        <w:ind w:left="2520" w:hanging="360"/>
+      </w:pPr>
+    </w:lvl>
+    <w:lvl w:ilvl="2" w:tplc="0409001B" w:tentative="1">
+      <w:start w:val="1"/>
+      <w:numFmt w:val="lowerRoman"/>
+      <w:lvlText w:val="%3."/>
+      <w:lvlJc w:val="right"/>
+      <w:pPr>
+        <w:ind w:left="3240" w:hanging="180"/>
+      </w:pPr>
+    </w:lvl>
+    <w:lvl w:ilvl="3" w:tplc="0409000F" w:tentative="1">
+      <w:start w:val="1"/>
+      <w:numFmt w:val="decimal"/>
+      <w:lvlText w:val="%4."/>
+      <w:lvlJc w:val="left"/>
+      <w:pPr>
+        <w:ind w:left="3960" w:hanging="360"/>
+      </w:pPr>
+    </w:lvl>
+    <w:lvl w:ilvl="4" w:tplc="04090019" w:tentative="1">
+      <w:start w:val="1"/>
+      <w:numFmt w:val="lowerLetter"/>
+      <w:lvlText w:val="%5."/>
+      <w:lvlJc w:val="left"/>
+      <w:pPr>
+        <w:ind w:left="4680" w:hanging="360"/>
+      </w:pPr>
+    </w:lvl>
+    <w:lvl w:ilvl="5" w:tplc="0409001B" w:tentative="1">
+      <w:start w:val="1"/>
+      <w:numFmt w:val="lowerRoman"/>
+      <w:lvlText w:val="%6."/>
+      <w:lvlJc w:val="right"/>
+      <w:pPr>
+        <w:ind w:left="5400" w:hanging="180"/>
+      </w:pPr>
+    </w:lvl>
+    <w:lvl w:ilvl="6" w:tplc="0409000F" w:tentative="1">
+      <w:start w:val="1"/>
+      <w:numFmt w:val="decimal"/>
+      <w:lvlText w:val="%7."/>
+      <w:lvlJc w:val="left"/>
+      <w:pPr>
+        <w:ind w:left="6120" w:hanging="360"/>
+      </w:pPr>
+    </w:lvl>
+    <w:lvl w:ilvl="7" w:tplc="04090019" w:tentative="1">
+      <w:start w:val="1"/>
+      <w:numFmt w:val="lowerLetter"/>
+      <w:lvlText w:val="%8."/>
+      <w:lvlJc w:val="left"/>
+      <w:pPr>
+        <w:ind w:left="6840" w:hanging="360"/>
+      </w:pPr>
+    </w:lvl>
+    <w:lvl w:ilvl="8" w:tplc="0409001B" w:tentative="1">
+      <w:start w:val="1"/>
+      <w:numFmt w:val="lowerRoman"/>
+      <w:lvlText w:val="%9."/>
+      <w:lvlJc w:val="right"/>
+      <w:pPr>
+        <w:ind w:left="7560" w:hanging="180"/>
+      </w:pPr>
+    </w:lvl>
+  </w:abstractNum>
+  <w:num w:numId="1" w16cid:durableId="388845694">
+    <w:abstractNumId w:val="0"/>
+  </w:num>
+</w:numbering>
 </file>
 
 <file path=word/styles.xml><?xml version="1.0" encoding="utf-8"?>
